--- a/小野町_引継ぎ_整理済/11_見える化出力依頼/小野町_見える化_新しい推計の手順_20260925.docx
+++ b/小野町_引継ぎ_整理済/11_見える化出力依頼/小野町_見える化_新しい推計の手順_20260925.docx
@@ -10494,7 +10494,7 @@
                 <w:b/>
                 <w:sz w:val="18"/>
               </w:rPr>
-              <w:t>6,095円</w:t>
+              <w:t>6,048円</w:t>
             </w:r>
           </w:p>
         </w:tc>

--- a/小野町_引継ぎ_整理済/11_見える化出力依頼/小野町_見える化_新しい推計の手順_20260925.docx
+++ b/小野町_引継ぎ_整理済/11_見える化出力依頼/小野町_見える化_新しい推計の手順_20260925.docx
@@ -3058,7 +3058,7 @@
                 <w:b w:val="0"/>
                 <w:sz w:val="18"/>
               </w:rPr>
-              <w:t>当面は0で構いません。年報 様式4 の保有額は12,000千円ですが、令和4年度末の120,000千円から1桁減っており、</w:t>
+              <w:t>当面は0で構いません。残高は令和5年度末120,000千円（町の財務書類）、令和8年度末見込210,000千円です。</w:t>
             </w:r>
             <w:r>
               <w:rPr>
@@ -3066,7 +3066,7 @@
                 <w:b/>
                 <w:sz w:val="18"/>
               </w:rPr>
-              <w:t>基金運用状況調書での確認をお願いしています</w:t>
+              <w:t>令和7年度末の残高（財産に関する調書）の確認をお願いしています</w:t>
             </w:r>
           </w:p>
         </w:tc>
